--- a/tables/supplement_table_mouse_2.docx
+++ b/tables/supplement_table_mouse_2.docx
@@ -19587,6 +19587,516 @@
         <w:t>Old vs Young median log10(p) ratio (overall): 2.12 / 1.19 = 1.78×</w:t>
       </w:r>
     </w:p>
+    <w:p>
+      <w:pPr>
+        <w:pStyle w:val="Heading2"/>
+      </w:pPr>
+      <w:r>
+        <w:t>Data sources</w:t>
+      </w:r>
+    </w:p>
+    <w:tbl>
+      <w:tblPr>
+        <w:tblStyle w:val="LightGrid-Accent1"/>
+        <w:tblW w:type="auto" w:w="0"/>
+        <w:tblLook w:firstColumn="1" w:firstRow="1" w:lastColumn="0" w:lastRow="0" w:noHBand="0" w:noVBand="1" w:val="04A0"/>
+      </w:tblPr>
+      <w:tblGrid>
+        <w:gridCol w:w="2069"/>
+        <w:gridCol w:w="2069"/>
+        <w:gridCol w:w="2069"/>
+        <w:gridCol w:w="2069"/>
+        <w:gridCol w:w="2069"/>
+        <w:gridCol w:w="2069"/>
+        <w:gridCol w:w="2069"/>
+      </w:tblGrid>
+      <w:tr>
+        <w:tc>
+          <w:tcPr>
+            <w:tcW w:type="dxa" w:w="1474"/>
+            <w:shd w:val="clear" w:color="auto" w:fill="1F4E79"/>
+          </w:tcPr>
+          <w:p>
+            <w:r>
+              <w:rPr>
+                <w:b/>
+                <w:color w:val="FFFFFF"/>
+                <w:sz w:val="18"/>
+              </w:rPr>
+              <w:t>data_source</w:t>
+            </w:r>
+          </w:p>
+        </w:tc>
+        <w:tc>
+          <w:tcPr>
+            <w:tcW w:type="dxa" w:w="1701"/>
+            <w:shd w:val="clear" w:color="auto" w:fill="1F4E79"/>
+          </w:tcPr>
+          <w:p>
+            <w:r>
+              <w:rPr>
+                <w:b/>
+                <w:color w:val="FFFFFF"/>
+                <w:sz w:val="18"/>
+              </w:rPr>
+              <w:t>citation</w:t>
+            </w:r>
+          </w:p>
+        </w:tc>
+        <w:tc>
+          <w:tcPr>
+            <w:tcW w:type="dxa" w:w="1134"/>
+            <w:shd w:val="clear" w:color="auto" w:fill="1F4E79"/>
+          </w:tcPr>
+          <w:p>
+            <w:r>
+              <w:rPr>
+                <w:b/>
+                <w:color w:val="FFFFFF"/>
+                <w:sz w:val="18"/>
+              </w:rPr>
+              <w:t>accession</w:t>
+            </w:r>
+          </w:p>
+        </w:tc>
+        <w:tc>
+          <w:tcPr>
+            <w:tcW w:type="dxa" w:w="2268"/>
+            <w:shd w:val="clear" w:color="auto" w:fill="1F4E79"/>
+          </w:tcPr>
+          <w:p>
+            <w:r>
+              <w:rPr>
+                <w:b/>
+                <w:color w:val="FFFFFF"/>
+                <w:sz w:val="18"/>
+              </w:rPr>
+              <w:t>url</w:t>
+            </w:r>
+          </w:p>
+        </w:tc>
+        <w:tc>
+          <w:tcPr>
+            <w:tcW w:type="dxa" w:w="1134"/>
+            <w:shd w:val="clear" w:color="auto" w:fill="1F4E79"/>
+          </w:tcPr>
+          <w:p>
+            <w:r>
+              <w:rPr>
+                <w:b/>
+                <w:color w:val="FFFFFF"/>
+                <w:sz w:val="18"/>
+              </w:rPr>
+              <w:t>version_snapshot</w:t>
+            </w:r>
+          </w:p>
+        </w:tc>
+        <w:tc>
+          <w:tcPr>
+            <w:tcW w:type="dxa" w:w="1984"/>
+            <w:shd w:val="clear" w:color="auto" w:fill="1F4E79"/>
+          </w:tcPr>
+          <w:p>
+            <w:r>
+              <w:rPr>
+                <w:b/>
+                <w:color w:val="FFFFFF"/>
+                <w:sz w:val="18"/>
+              </w:rPr>
+              <w:t>derived_path_in_repo</w:t>
+            </w:r>
+          </w:p>
+        </w:tc>
+        <w:tc>
+          <w:tcPr>
+            <w:tcW w:type="dxa" w:w="2835"/>
+            <w:shd w:val="clear" w:color="auto" w:fill="1F4E79"/>
+          </w:tcPr>
+          <w:p>
+            <w:r>
+              <w:rPr>
+                <w:b/>
+                <w:color w:val="FFFFFF"/>
+                <w:sz w:val="18"/>
+              </w:rPr>
+              <w:t>notes</w:t>
+            </w:r>
+          </w:p>
+        </w:tc>
+      </w:tr>
+      <w:tr>
+        <w:tc>
+          <w:tcPr>
+            <w:tcW w:type="dxa" w:w="1474"/>
+          </w:tcPr>
+          <w:p>
+            <w:r>
+              <w:rPr>
+                <w:sz w:val="17"/>
+              </w:rPr>
+              <w:t>Bellenguez 2022 AD GWAS</w:t>
+            </w:r>
+          </w:p>
+        </w:tc>
+        <w:tc>
+          <w:tcPr>
+            <w:tcW w:type="dxa" w:w="1701"/>
+          </w:tcPr>
+          <w:p>
+            <w:r>
+              <w:rPr>
+                <w:sz w:val="17"/>
+              </w:rPr>
+              <w:t>Bellenguez et al. Nat Genet 2022</w:t>
+            </w:r>
+          </w:p>
+        </w:tc>
+        <w:tc>
+          <w:tcPr>
+            <w:tcW w:type="dxa" w:w="1134"/>
+          </w:tcPr>
+          <w:p>
+            <w:r>
+              <w:rPr>
+                <w:sz w:val="17"/>
+              </w:rPr>
+              <w:t>GCST90027158</w:t>
+            </w:r>
+          </w:p>
+        </w:tc>
+        <w:tc>
+          <w:tcPr>
+            <w:tcW w:type="dxa" w:w="2268"/>
+          </w:tcPr>
+          <w:p>
+            <w:r>
+              <w:rPr>
+                <w:sz w:val="17"/>
+              </w:rPr>
+              <w:t>https://www.ebi.ac.uk/gwas/studies/GCST90027158</w:t>
+            </w:r>
+          </w:p>
+        </w:tc>
+        <w:tc>
+          <w:tcPr>
+            <w:tcW w:type="dxa" w:w="1134"/>
+          </w:tcPr>
+          <w:p>
+            <w:r>
+              <w:rPr>
+                <w:sz w:val="17"/>
+              </w:rPr>
+              <w:t>2022-04 (build GRCh38)</w:t>
+            </w:r>
+          </w:p>
+        </w:tc>
+        <w:tc>
+          <w:tcPr>
+            <w:tcW w:type="dxa" w:w="1984"/>
+          </w:tcPr>
+          <w:p>
+            <w:r>
+              <w:rPr>
+                <w:sz w:val="17"/>
+              </w:rPr>
+              <w:t>data/gwas/Bellenguez2022_AD_withN.tsv.gz (gitignored)</w:t>
+            </w:r>
+          </w:p>
+        </w:tc>
+        <w:tc>
+          <w:tcPr>
+            <w:tcW w:type="dxa" w:w="2835"/>
+          </w:tcPr>
+          <w:p>
+            <w:r>
+              <w:rPr>
+                <w:sz w:val="17"/>
+              </w:rPr>
+              <w:t>Ncase ≈ 90k, Ntotal ≈ 788k; converted with `gsmap format_sumstats`</w:t>
+            </w:r>
+          </w:p>
+        </w:tc>
+      </w:tr>
+      <w:tr>
+        <w:tc>
+          <w:tcPr>
+            <w:tcW w:type="dxa" w:w="1474"/>
+          </w:tcPr>
+          <w:p>
+            <w:r>
+              <w:rPr>
+                <w:sz w:val="17"/>
+              </w:rPr>
+              <w:t>CMap-projected multi-age atlas</w:t>
+            </w:r>
+          </w:p>
+        </w:tc>
+        <w:tc>
+          <w:tcPr>
+            <w:tcW w:type="dxa" w:w="1701"/>
+          </w:tcPr>
+          <w:p>
+            <w:r>
+              <w:rPr>
+                <w:sz w:val="17"/>
+              </w:rPr>
+              <w:t>Supplementary Table Mouse 1</w:t>
+            </w:r>
+          </w:p>
+        </w:tc>
+        <w:tc>
+          <w:tcPr>
+            <w:tcW w:type="dxa" w:w="1134"/>
+          </w:tcPr>
+          <w:p>
+            <w:r>
+              <w:rPr>
+                <w:sz w:val="17"/>
+              </w:rPr>
+              <w:t>-</w:t>
+            </w:r>
+          </w:p>
+        </w:tc>
+        <w:tc>
+          <w:tcPr>
+            <w:tcW w:type="dxa" w:w="2268"/>
+          </w:tcPr>
+          <w:p>
+            <w:r>
+              <w:rPr>
+                <w:sz w:val="17"/>
+              </w:rPr>
+              <w:t>-</w:t>
+            </w:r>
+          </w:p>
+        </w:tc>
+        <w:tc>
+          <w:tcPr>
+            <w:tcW w:type="dxa" w:w="1134"/>
+          </w:tcPr>
+          <w:p>
+            <w:r>
+              <w:rPr>
+                <w:sz w:val="17"/>
+              </w:rPr>
+              <w:t>-</w:t>
+            </w:r>
+          </w:p>
+        </w:tc>
+        <w:tc>
+          <w:tcPr>
+            <w:tcW w:type="dxa" w:w="1984"/>
+          </w:tcPr>
+          <w:p>
+            <w:r>
+              <w:rPr>
+                <w:sz w:val="17"/>
+              </w:rPr>
+              <w:t>data/age_merged/age_all_organs_all_traits.h5ad (gitignored, 5.6 GB)</w:t>
+            </w:r>
+          </w:p>
+        </w:tc>
+        <w:tc>
+          <w:tcPr>
+            <w:tcW w:type="dxa" w:w="2835"/>
+          </w:tcPr>
+          <w:p>
+            <w:r>
+              <w:rPr>
+                <w:sz w:val="17"/>
+              </w:rPr>
+              <w:t>126 (organ × age) samples, 809,284 spots</w:t>
+            </w:r>
+          </w:p>
+        </w:tc>
+      </w:tr>
+      <w:tr>
+        <w:tc>
+          <w:tcPr>
+            <w:tcW w:type="dxa" w:w="1474"/>
+          </w:tcPr>
+          <w:p>
+            <w:r>
+              <w:rPr>
+                <w:sz w:val="17"/>
+              </w:rPr>
+              <w:t>gsMap quick_mode</w:t>
+            </w:r>
+          </w:p>
+        </w:tc>
+        <w:tc>
+          <w:tcPr>
+            <w:tcW w:type="dxa" w:w="1701"/>
+          </w:tcPr>
+          <w:p>
+            <w:r>
+              <w:rPr>
+                <w:sz w:val="17"/>
+              </w:rPr>
+              <w:t>Liu et al. Nature Methods 2024</w:t>
+            </w:r>
+          </w:p>
+        </w:tc>
+        <w:tc>
+          <w:tcPr>
+            <w:tcW w:type="dxa" w:w="1134"/>
+          </w:tcPr>
+          <w:p>
+            <w:r>
+              <w:rPr>
+                <w:sz w:val="17"/>
+              </w:rPr>
+              <w:t>v1.x</w:t>
+            </w:r>
+          </w:p>
+        </w:tc>
+        <w:tc>
+          <w:tcPr>
+            <w:tcW w:type="dxa" w:w="2268"/>
+          </w:tcPr>
+          <w:p>
+            <w:r>
+              <w:rPr>
+                <w:sz w:val="17"/>
+              </w:rPr>
+              <w:t>https://github.com/JianYang-Lab/gsMap</w:t>
+            </w:r>
+          </w:p>
+        </w:tc>
+        <w:tc>
+          <w:tcPr>
+            <w:tcW w:type="dxa" w:w="1134"/>
+          </w:tcPr>
+          <w:p>
+            <w:r>
+              <w:rPr>
+                <w:sz w:val="17"/>
+              </w:rPr>
+              <w:t>commit pinned in env</w:t>
+            </w:r>
+          </w:p>
+        </w:tc>
+        <w:tc>
+          <w:tcPr>
+            <w:tcW w:type="dxa" w:w="1984"/>
+          </w:tcPr>
+          <w:p>
+            <w:r>
+              <w:rPr>
+                <w:sz w:val="17"/>
+              </w:rPr>
+              <w:t>models/gsmap_age_output/{sample}/spatial_ldsc/{sample}_AD.csv.gz (gitignored)</w:t>
+            </w:r>
+          </w:p>
+        </w:tc>
+        <w:tc>
+          <w:tcPr>
+            <w:tcW w:type="dxa" w:w="2835"/>
+          </w:tcPr>
+          <w:p>
+            <w:r>
+              <w:rPr>
+                <w:sz w:val="17"/>
+              </w:rPr>
+              <w:t>Per-spot AD S-LDSC χ² → p_AD column</w:t>
+            </w:r>
+          </w:p>
+        </w:tc>
+      </w:tr>
+      <w:tr>
+        <w:tc>
+          <w:tcPr>
+            <w:tcW w:type="dxa" w:w="1474"/>
+          </w:tcPr>
+          <w:p>
+            <w:r>
+              <w:rPr>
+                <w:sz w:val="17"/>
+              </w:rPr>
+              <w:t>Per-organ summary CSVs</w:t>
+            </w:r>
+          </w:p>
+        </w:tc>
+        <w:tc>
+          <w:tcPr>
+            <w:tcW w:type="dxa" w:w="1701"/>
+          </w:tcPr>
+          <w:p>
+            <w:r>
+              <w:rPr>
+                <w:sz w:val="17"/>
+              </w:rPr>
+              <w:t>This work</w:t>
+            </w:r>
+          </w:p>
+        </w:tc>
+        <w:tc>
+          <w:tcPr>
+            <w:tcW w:type="dxa" w:w="1134"/>
+          </w:tcPr>
+          <w:p>
+            <w:r>
+              <w:rPr>
+                <w:sz w:val="17"/>
+              </w:rPr>
+              <w:t>-</w:t>
+            </w:r>
+          </w:p>
+        </w:tc>
+        <w:tc>
+          <w:tcPr>
+            <w:tcW w:type="dxa" w:w="2268"/>
+          </w:tcPr>
+          <w:p>
+            <w:r>
+              <w:rPr>
+                <w:sz w:val="17"/>
+              </w:rPr>
+              <w:t>-</w:t>
+            </w:r>
+          </w:p>
+        </w:tc>
+        <w:tc>
+          <w:tcPr>
+            <w:tcW w:type="dxa" w:w="1134"/>
+          </w:tcPr>
+          <w:p>
+            <w:r>
+              <w:rPr>
+                <w:sz w:val="17"/>
+              </w:rPr>
+              <w:t>-</w:t>
+            </w:r>
+          </w:p>
+        </w:tc>
+        <w:tc>
+          <w:tcPr>
+            <w:tcW w:type="dxa" w:w="1984"/>
+          </w:tcPr>
+          <w:p>
+            <w:r>
+              <w:rPr>
+                <w:sz w:val="17"/>
+              </w:rPr>
+              <w:t>results/age_organ_summary_per_age.csv + results/age_organ_summary_per_group.csv + results/age_overall_summary.csv</w:t>
+            </w:r>
+          </w:p>
+        </w:tc>
+        <w:tc>
+          <w:tcPr>
+            <w:tcW w:type="dxa" w:w="2835"/>
+          </w:tcPr>
+          <w:p>
+            <w:r>
+              <w:rPr>
+                <w:sz w:val="17"/>
+              </w:rPr>
+              <w:t>Pre-aggregated by tables/build_supp_table_mouse_2.py header snippet</w:t>
+            </w:r>
+          </w:p>
+        </w:tc>
+      </w:tr>
+    </w:tbl>
     <w:sectPr>
       <w:pgSz w:w="15840" w:h="12240" w:orient="landscape"/>
       <w:pgMar w:top="680" w:right="680" w:bottom="680" w:left="680" w:header="720" w:footer="720" w:gutter="0"/>
